--- a/published/ai-inventions/04_innovation_ecosystems/02_agents/lecture-content/02_agents-module.docx
+++ b/published/ai-inventions/04_innovation_ecosystems/02_agents/lecture-content/02_agents-module.docx
@@ -170,6 +170,11 @@
     <w:p>
       <w:r>
         <w:t>Intel's "tick-tock" model (alternating between process improvements and architectural changes) served as a credible commitment that shaped competitor expectations. By making its development cadence predictable, Intel reduced competitors' uncertainty about its next move while maintaining uncertainty about the specific technical improvements — a sophisticated manipulation of competitors' generative models.</w:t>
+      </w:r>
+    </w:p>
+    <w:p>
+      <w:r>
+        <w:t>The recursive nature of competitive modeling creates additional complexity. Your competitor is not just an agent with a model — they are an agent modeling you modeling them. This recursive inference can lead to strategic sophistication (anticipating competitor responses to your responses) or to analysis paralysis (infinite regress of "they think that I think that they think..."). The practical solution is to model the recursion to a depth of one or two levels — understanding how your actions affect competitor beliefs and how their likely response affects your next move — and to recognize that deeper recursion typically produces diminishing strategic returns.</w:t>
       </w:r>
     </w:p>
     <w:p>
